--- a/Implementation Docs/Task5_Implementation.docx
+++ b/Implementation Docs/Task5_Implementation.docx
@@ -894,10 +894,10 @@
           <w:szCs w:val="22"/>
         </w:rPr>
         <w:drawing>
-          <wp:inline distT="0" distB="0" distL="0" distR="0" wp14:anchorId="66CBB334" wp14:editId="25E36B1C">
-            <wp:extent cx="2857500" cy="4785619"/>
-            <wp:effectExtent l="0" t="0" r="0" b="0"/>
-            <wp:docPr id="202829164" name="Picture 1"/>
+          <wp:inline distT="0" distB="0" distL="0" distR="0" wp14:anchorId="3BF63E9B" wp14:editId="022F7565">
+            <wp:extent cx="2956560" cy="4951520"/>
+            <wp:effectExtent l="0" t="0" r="0" b="1905"/>
+            <wp:docPr id="689186825" name="Picture 1"/>
             <wp:cNvGraphicFramePr>
               <a:graphicFrameLocks xmlns:a="http://schemas.openxmlformats.org/drawingml/2006/main" noChangeAspect="1"/>
             </wp:cNvGraphicFramePr>
@@ -905,7 +905,7 @@
               <a:graphicData uri="http://schemas.openxmlformats.org/drawingml/2006/picture">
                 <pic:pic xmlns:pic="http://schemas.openxmlformats.org/drawingml/2006/picture">
                   <pic:nvPicPr>
-                    <pic:cNvPr id="202829164" name="Picture 202829164"/>
+                    <pic:cNvPr id="689186825" name="Picture 689186825"/>
                     <pic:cNvPicPr/>
                   </pic:nvPicPr>
                   <pic:blipFill>
@@ -923,7 +923,7 @@
                   <pic:spPr>
                     <a:xfrm>
                       <a:off x="0" y="0"/>
-                      <a:ext cx="2862370" cy="4793774"/>
+                      <a:ext cx="2956814" cy="4951945"/>
                     </a:xfrm>
                     <a:prstGeom prst="rect">
                       <a:avLst/>
@@ -943,10 +943,10 @@
           <w:szCs w:val="22"/>
         </w:rPr>
         <w:drawing>
-          <wp:inline distT="0" distB="0" distL="0" distR="0" wp14:anchorId="0D9893FD" wp14:editId="798039CC">
-            <wp:extent cx="2850430" cy="4786319"/>
-            <wp:effectExtent l="0" t="0" r="7620" b="0"/>
-            <wp:docPr id="134247395" name="Picture 2"/>
+          <wp:inline distT="0" distB="0" distL="0" distR="0" wp14:anchorId="1F8E0E09" wp14:editId="013F9792">
+            <wp:extent cx="2950453" cy="4954270"/>
+            <wp:effectExtent l="0" t="0" r="2540" b="0"/>
+            <wp:docPr id="2067571978" name="Picture 2"/>
             <wp:cNvGraphicFramePr>
               <a:graphicFrameLocks xmlns:a="http://schemas.openxmlformats.org/drawingml/2006/main" noChangeAspect="1"/>
             </wp:cNvGraphicFramePr>
@@ -954,7 +954,7 @@
               <a:graphicData uri="http://schemas.openxmlformats.org/drawingml/2006/picture">
                 <pic:pic xmlns:pic="http://schemas.openxmlformats.org/drawingml/2006/picture">
                   <pic:nvPicPr>
-                    <pic:cNvPr id="134247395" name="Picture 134247395"/>
+                    <pic:cNvPr id="2067571978" name="Picture 2067571978"/>
                     <pic:cNvPicPr/>
                   </pic:nvPicPr>
                   <pic:blipFill>
@@ -972,7 +972,7 @@
                   <pic:spPr>
                     <a:xfrm>
                       <a:off x="0" y="0"/>
-                      <a:ext cx="2858518" cy="4799899"/>
+                      <a:ext cx="2955325" cy="4962452"/>
                     </a:xfrm>
                     <a:prstGeom prst="rect">
                       <a:avLst/>
@@ -1078,6 +1078,7 @@
           <w:sz w:val="22"/>
           <w:szCs w:val="22"/>
         </w:rPr>
+        <w:lastRenderedPageBreak/>
         <w:t>frontend/src/components/team/TeamMemberCard.tsx — new; reusable card component handling the photo and initials fallback and the truncation rules</w:t>
       </w:r>
     </w:p>
@@ -1101,7 +1102,6 @@
           <w:sz w:val="22"/>
           <w:szCs w:val="22"/>
         </w:rPr>
-        <w:lastRenderedPageBreak/>
         <w:t>frontend/src/app/(auth)/auth/signin/page.tsx — redirect target changed from /dashboard to /team</w:t>
       </w:r>
     </w:p>
